--- a/4.质量管理/1.流程制度规范类文件/HXDL-ITSS-0402 管理评审程序.docx
+++ b/4.质量管理/1.流程制度规范类文件/HXDL-ITSS-0402 管理评审程序.docx
@@ -26,7 +26,7 @@
           <w:lang w:val="en-US" w:eastAsia="zh-CN"/>
         </w:rPr>
       </w:pPr>
-      <w:bookmarkStart w:id="0" w:name="_Toc29953"/>
+      <w:bookmarkStart w:id="0" w:name="_Toc23139"/>
       <w:r>
         <w:drawing>
           <wp:anchor distT="0" distB="0" distL="114300" distR="114300" simplePos="0" relativeHeight="251659264" behindDoc="1" locked="0" layoutInCell="1" allowOverlap="1">
@@ -112,7 +112,7 @@
           <w:lang w:val="en-US" w:eastAsia="zh-CN"/>
         </w:rPr>
       </w:pPr>
-      <w:bookmarkStart w:id="1" w:name="_Toc11938"/>
+      <w:bookmarkStart w:id="1" w:name="_Toc11249"/>
       <w:r>
         <w:rPr>
           <w:rFonts w:hint="eastAsia"/>
@@ -147,7 +147,7 @@
           <w:lang w:val="en-US" w:eastAsia="zh-CN"/>
         </w:rPr>
       </w:pPr>
-      <w:bookmarkStart w:id="2" w:name="_Toc19827"/>
+      <w:bookmarkStart w:id="2" w:name="_Toc3465"/>
       <w:r>
         <w:rPr>
           <w:rFonts w:hint="eastAsia"/>
@@ -680,7 +680,7 @@
           <w:szCs w:val="30"/>
         </w:rPr>
       </w:pPr>
-      <w:bookmarkStart w:id="3" w:name="_Toc27407"/>
+      <w:bookmarkStart w:id="3" w:name="_Toc16808"/>
       <w:r>
         <w:rPr>
           <w:rFonts w:ascii="宋体" w:hAnsi="宋体" w:eastAsia="宋体" w:cs="宋体"/>
@@ -2217,6 +2217,8 @@
               <w:tab w:val="right" w:leader="dot" w:pos="8306"/>
             </w:tabs>
           </w:pPr>
+          <w:bookmarkStart w:id="29" w:name="_GoBack"/>
+          <w:bookmarkEnd w:id="29"/>
           <w:r>
             <w:fldChar w:fldCharType="begin"/>
           </w:r>
@@ -2230,7 +2232,7 @@
             <w:fldChar w:fldCharType="begin"/>
           </w:r>
           <w:r>
-            <w:instrText xml:space="preserve"> HYPERLINK \l _Toc29953 </w:instrText>
+            <w:instrText xml:space="preserve"> HYPERLINK \l _Toc23139 </w:instrText>
           </w:r>
           <w:r>
             <w:fldChar w:fldCharType="separate"/>
@@ -2249,7 +2251,7 @@
             <w:fldChar w:fldCharType="begin"/>
           </w:r>
           <w:r>
-            <w:instrText xml:space="preserve"> PAGEREF _Toc29953 \h </w:instrText>
+            <w:instrText xml:space="preserve"> PAGEREF _Toc23139 \h </w:instrText>
           </w:r>
           <w:r>
             <w:fldChar w:fldCharType="separate"/>
@@ -2275,7 +2277,7 @@
             <w:fldChar w:fldCharType="begin"/>
           </w:r>
           <w:r>
-            <w:instrText xml:space="preserve"> HYPERLINK \l _Toc11938 </w:instrText>
+            <w:instrText xml:space="preserve"> HYPERLINK \l _Toc11249 </w:instrText>
           </w:r>
           <w:r>
             <w:fldChar w:fldCharType="separate"/>
@@ -2294,7 +2296,7 @@
             <w:fldChar w:fldCharType="begin"/>
           </w:r>
           <w:r>
-            <w:instrText xml:space="preserve"> PAGEREF _Toc11938 \h </w:instrText>
+            <w:instrText xml:space="preserve"> PAGEREF _Toc11249 \h </w:instrText>
           </w:r>
           <w:r>
             <w:fldChar w:fldCharType="separate"/>
@@ -2320,7 +2322,7 @@
             <w:fldChar w:fldCharType="begin"/>
           </w:r>
           <w:r>
-            <w:instrText xml:space="preserve"> HYPERLINK \l _Toc19827 </w:instrText>
+            <w:instrText xml:space="preserve"> HYPERLINK \l _Toc3465 </w:instrText>
           </w:r>
           <w:r>
             <w:fldChar w:fldCharType="separate"/>
@@ -2339,7 +2341,7 @@
             <w:fldChar w:fldCharType="begin"/>
           </w:r>
           <w:r>
-            <w:instrText xml:space="preserve"> PAGEREF _Toc19827 \h </w:instrText>
+            <w:instrText xml:space="preserve"> PAGEREF _Toc3465 \h </w:instrText>
           </w:r>
           <w:r>
             <w:fldChar w:fldCharType="separate"/>
@@ -2365,7 +2367,7 @@
             <w:fldChar w:fldCharType="begin"/>
           </w:r>
           <w:r>
-            <w:instrText xml:space="preserve"> HYPERLINK \l _Toc27407 </w:instrText>
+            <w:instrText xml:space="preserve"> HYPERLINK \l _Toc16808 </w:instrText>
           </w:r>
           <w:r>
             <w:fldChar w:fldCharType="separate"/>
@@ -2386,7 +2388,7 @@
             <w:fldChar w:fldCharType="begin"/>
           </w:r>
           <w:r>
-            <w:instrText xml:space="preserve"> PAGEREF _Toc27407 \h </w:instrText>
+            <w:instrText xml:space="preserve"> PAGEREF _Toc16808 \h </w:instrText>
           </w:r>
           <w:r>
             <w:fldChar w:fldCharType="separate"/>
@@ -2412,7 +2414,7 @@
             <w:fldChar w:fldCharType="begin"/>
           </w:r>
           <w:r>
-            <w:instrText xml:space="preserve"> HYPERLINK \l _Toc19581 </w:instrText>
+            <w:instrText xml:space="preserve"> HYPERLINK \l _Toc18311 </w:instrText>
           </w:r>
           <w:r>
             <w:fldChar w:fldCharType="separate"/>
@@ -2431,7 +2433,7 @@
             <w:fldChar w:fldCharType="begin"/>
           </w:r>
           <w:r>
-            <w:instrText xml:space="preserve"> PAGEREF _Toc19581 \h </w:instrText>
+            <w:instrText xml:space="preserve"> PAGEREF _Toc18311 \h </w:instrText>
           </w:r>
           <w:r>
             <w:fldChar w:fldCharType="separate"/>
@@ -2457,7 +2459,7 @@
             <w:fldChar w:fldCharType="begin"/>
           </w:r>
           <w:r>
-            <w:instrText xml:space="preserve"> HYPERLINK \l _Toc16413 </w:instrText>
+            <w:instrText xml:space="preserve"> HYPERLINK \l _Toc2150 </w:instrText>
           </w:r>
           <w:r>
             <w:fldChar w:fldCharType="separate"/>
@@ -2476,7 +2478,7 @@
             <w:fldChar w:fldCharType="begin"/>
           </w:r>
           <w:r>
-            <w:instrText xml:space="preserve"> PAGEREF _Toc16413 \h </w:instrText>
+            <w:instrText xml:space="preserve"> PAGEREF _Toc2150 \h </w:instrText>
           </w:r>
           <w:r>
             <w:fldChar w:fldCharType="separate"/>
@@ -2502,7 +2504,7 @@
             <w:fldChar w:fldCharType="begin"/>
           </w:r>
           <w:r>
-            <w:instrText xml:space="preserve"> HYPERLINK \l _Toc2415 </w:instrText>
+            <w:instrText xml:space="preserve"> HYPERLINK \l _Toc25288 </w:instrText>
           </w:r>
           <w:r>
             <w:fldChar w:fldCharType="separate"/>
@@ -2521,7 +2523,7 @@
             <w:fldChar w:fldCharType="begin"/>
           </w:r>
           <w:r>
-            <w:instrText xml:space="preserve"> PAGEREF _Toc2415 \h </w:instrText>
+            <w:instrText xml:space="preserve"> PAGEREF _Toc25288 \h </w:instrText>
           </w:r>
           <w:r>
             <w:fldChar w:fldCharType="separate"/>
@@ -2547,7 +2549,7 @@
             <w:fldChar w:fldCharType="begin"/>
           </w:r>
           <w:r>
-            <w:instrText xml:space="preserve"> HYPERLINK \l _Toc15638 </w:instrText>
+            <w:instrText xml:space="preserve"> HYPERLINK \l _Toc32591 </w:instrText>
           </w:r>
           <w:r>
             <w:fldChar w:fldCharType="separate"/>
@@ -2566,7 +2568,7 @@
             <w:fldChar w:fldCharType="begin"/>
           </w:r>
           <w:r>
-            <w:instrText xml:space="preserve"> PAGEREF _Toc15638 \h </w:instrText>
+            <w:instrText xml:space="preserve"> PAGEREF _Toc32591 \h </w:instrText>
           </w:r>
           <w:r>
             <w:fldChar w:fldCharType="separate"/>
@@ -2592,7 +2594,7 @@
             <w:fldChar w:fldCharType="begin"/>
           </w:r>
           <w:r>
-            <w:instrText xml:space="preserve"> HYPERLINK \l _Toc16060 </w:instrText>
+            <w:instrText xml:space="preserve"> HYPERLINK \l _Toc24227 </w:instrText>
           </w:r>
           <w:r>
             <w:fldChar w:fldCharType="separate"/>
@@ -2611,7 +2613,7 @@
             <w:fldChar w:fldCharType="begin"/>
           </w:r>
           <w:r>
-            <w:instrText xml:space="preserve"> PAGEREF _Toc16060 \h </w:instrText>
+            <w:instrText xml:space="preserve"> PAGEREF _Toc24227 \h </w:instrText>
           </w:r>
           <w:r>
             <w:fldChar w:fldCharType="separate"/>
@@ -2637,7 +2639,7 @@
             <w:fldChar w:fldCharType="begin"/>
           </w:r>
           <w:r>
-            <w:instrText xml:space="preserve"> HYPERLINK \l _Toc16807 </w:instrText>
+            <w:instrText xml:space="preserve"> HYPERLINK \l _Toc14877 </w:instrText>
           </w:r>
           <w:r>
             <w:fldChar w:fldCharType="separate"/>
@@ -2663,7 +2665,7 @@
             <w:fldChar w:fldCharType="begin"/>
           </w:r>
           <w:r>
-            <w:instrText xml:space="preserve"> PAGEREF _Toc16807 \h </w:instrText>
+            <w:instrText xml:space="preserve"> PAGEREF _Toc14877 \h </w:instrText>
           </w:r>
           <w:r>
             <w:fldChar w:fldCharType="separate"/>
@@ -2689,7 +2691,7 @@
             <w:fldChar w:fldCharType="begin"/>
           </w:r>
           <w:r>
-            <w:instrText xml:space="preserve"> HYPERLINK \l _Toc18495 </w:instrText>
+            <w:instrText xml:space="preserve"> HYPERLINK \l _Toc12986 </w:instrText>
           </w:r>
           <w:r>
             <w:fldChar w:fldCharType="separate"/>
@@ -2708,7 +2710,7 @@
             <w:fldChar w:fldCharType="begin"/>
           </w:r>
           <w:r>
-            <w:instrText xml:space="preserve"> PAGEREF _Toc18495 \h </w:instrText>
+            <w:instrText xml:space="preserve"> PAGEREF _Toc12986 \h </w:instrText>
           </w:r>
           <w:r>
             <w:fldChar w:fldCharType="separate"/>
@@ -2734,7 +2736,7 @@
             <w:fldChar w:fldCharType="begin"/>
           </w:r>
           <w:r>
-            <w:instrText xml:space="preserve"> HYPERLINK \l _Toc20892 </w:instrText>
+            <w:instrText xml:space="preserve"> HYPERLINK \l _Toc372 </w:instrText>
           </w:r>
           <w:r>
             <w:fldChar w:fldCharType="separate"/>
@@ -2753,7 +2755,7 @@
             <w:fldChar w:fldCharType="begin"/>
           </w:r>
           <w:r>
-            <w:instrText xml:space="preserve"> PAGEREF _Toc20892 \h </w:instrText>
+            <w:instrText xml:space="preserve"> PAGEREF _Toc372 \h </w:instrText>
           </w:r>
           <w:r>
             <w:fldChar w:fldCharType="separate"/>
@@ -2779,7 +2781,7 @@
             <w:fldChar w:fldCharType="begin"/>
           </w:r>
           <w:r>
-            <w:instrText xml:space="preserve"> HYPERLINK \l _Toc15494 </w:instrText>
+            <w:instrText xml:space="preserve"> HYPERLINK \l _Toc7813 </w:instrText>
           </w:r>
           <w:r>
             <w:fldChar w:fldCharType="separate"/>
@@ -2798,7 +2800,7 @@
             <w:fldChar w:fldCharType="begin"/>
           </w:r>
           <w:r>
-            <w:instrText xml:space="preserve"> PAGEREF _Toc15494 \h </w:instrText>
+            <w:instrText xml:space="preserve"> PAGEREF _Toc7813 \h </w:instrText>
           </w:r>
           <w:r>
             <w:fldChar w:fldCharType="separate"/>
@@ -2824,7 +2826,7 @@
             <w:fldChar w:fldCharType="begin"/>
           </w:r>
           <w:r>
-            <w:instrText xml:space="preserve"> HYPERLINK \l _Toc2932 </w:instrText>
+            <w:instrText xml:space="preserve"> HYPERLINK \l _Toc21186 </w:instrText>
           </w:r>
           <w:r>
             <w:fldChar w:fldCharType="separate"/>
@@ -2843,7 +2845,7 @@
             <w:fldChar w:fldCharType="begin"/>
           </w:r>
           <w:r>
-            <w:instrText xml:space="preserve"> PAGEREF _Toc2932 \h </w:instrText>
+            <w:instrText xml:space="preserve"> PAGEREF _Toc21186 \h </w:instrText>
           </w:r>
           <w:r>
             <w:fldChar w:fldCharType="separate"/>
@@ -2869,7 +2871,7 @@
             <w:fldChar w:fldCharType="begin"/>
           </w:r>
           <w:r>
-            <w:instrText xml:space="preserve"> HYPERLINK \l _Toc16792 </w:instrText>
+            <w:instrText xml:space="preserve"> HYPERLINK \l _Toc24108 </w:instrText>
           </w:r>
           <w:r>
             <w:fldChar w:fldCharType="separate"/>
@@ -2888,7 +2890,7 @@
             <w:fldChar w:fldCharType="begin"/>
           </w:r>
           <w:r>
-            <w:instrText xml:space="preserve"> PAGEREF _Toc16792 \h </w:instrText>
+            <w:instrText xml:space="preserve"> PAGEREF _Toc24108 \h </w:instrText>
           </w:r>
           <w:r>
             <w:fldChar w:fldCharType="separate"/>
@@ -2914,7 +2916,7 @@
             <w:fldChar w:fldCharType="begin"/>
           </w:r>
           <w:r>
-            <w:instrText xml:space="preserve"> HYPERLINK \l _Toc148 </w:instrText>
+            <w:instrText xml:space="preserve"> HYPERLINK \l _Toc9277 </w:instrText>
           </w:r>
           <w:r>
             <w:fldChar w:fldCharType="separate"/>
@@ -2933,7 +2935,7 @@
             <w:fldChar w:fldCharType="begin"/>
           </w:r>
           <w:r>
-            <w:instrText xml:space="preserve"> PAGEREF _Toc148 \h </w:instrText>
+            <w:instrText xml:space="preserve"> PAGEREF _Toc9277 \h </w:instrText>
           </w:r>
           <w:r>
             <w:fldChar w:fldCharType="separate"/>
@@ -2959,7 +2961,7 @@
             <w:fldChar w:fldCharType="begin"/>
           </w:r>
           <w:r>
-            <w:instrText xml:space="preserve"> HYPERLINK \l _Toc213 </w:instrText>
+            <w:instrText xml:space="preserve"> HYPERLINK \l _Toc14094 </w:instrText>
           </w:r>
           <w:r>
             <w:fldChar w:fldCharType="separate"/>
@@ -2978,7 +2980,7 @@
             <w:fldChar w:fldCharType="begin"/>
           </w:r>
           <w:r>
-            <w:instrText xml:space="preserve"> PAGEREF _Toc213 \h </w:instrText>
+            <w:instrText xml:space="preserve"> PAGEREF _Toc14094 \h </w:instrText>
           </w:r>
           <w:r>
             <w:fldChar w:fldCharType="separate"/>
@@ -3004,7 +3006,7 @@
             <w:fldChar w:fldCharType="begin"/>
           </w:r>
           <w:r>
-            <w:instrText xml:space="preserve"> HYPERLINK \l _Toc25641 </w:instrText>
+            <w:instrText xml:space="preserve"> HYPERLINK \l _Toc13760 </w:instrText>
           </w:r>
           <w:r>
             <w:fldChar w:fldCharType="separate"/>
@@ -3023,7 +3025,7 @@
             <w:fldChar w:fldCharType="begin"/>
           </w:r>
           <w:r>
-            <w:instrText xml:space="preserve"> PAGEREF _Toc25641 \h </w:instrText>
+            <w:instrText xml:space="preserve"> PAGEREF _Toc13760 \h </w:instrText>
           </w:r>
           <w:r>
             <w:fldChar w:fldCharType="separate"/>
@@ -3049,7 +3051,7 @@
             <w:fldChar w:fldCharType="begin"/>
           </w:r>
           <w:r>
-            <w:instrText xml:space="preserve"> HYPERLINK \l _Toc31449 </w:instrText>
+            <w:instrText xml:space="preserve"> HYPERLINK \l _Toc8620 </w:instrText>
           </w:r>
           <w:r>
             <w:fldChar w:fldCharType="separate"/>
@@ -3068,7 +3070,7 @@
             <w:fldChar w:fldCharType="begin"/>
           </w:r>
           <w:r>
-            <w:instrText xml:space="preserve"> PAGEREF _Toc31449 \h </w:instrText>
+            <w:instrText xml:space="preserve"> PAGEREF _Toc8620 \h </w:instrText>
           </w:r>
           <w:r>
             <w:fldChar w:fldCharType="separate"/>
@@ -3094,7 +3096,7 @@
             <w:fldChar w:fldCharType="begin"/>
           </w:r>
           <w:r>
-            <w:instrText xml:space="preserve"> HYPERLINK \l _Toc28148 </w:instrText>
+            <w:instrText xml:space="preserve"> HYPERLINK \l _Toc15760 </w:instrText>
           </w:r>
           <w:r>
             <w:fldChar w:fldCharType="separate"/>
@@ -3113,7 +3115,7 @@
             <w:fldChar w:fldCharType="begin"/>
           </w:r>
           <w:r>
-            <w:instrText xml:space="preserve"> PAGEREF _Toc28148 \h </w:instrText>
+            <w:instrText xml:space="preserve"> PAGEREF _Toc15760 \h </w:instrText>
           </w:r>
           <w:r>
             <w:fldChar w:fldCharType="separate"/>
@@ -3139,7 +3141,7 @@
             <w:fldChar w:fldCharType="begin"/>
           </w:r>
           <w:r>
-            <w:instrText xml:space="preserve"> HYPERLINK \l _Toc17299 </w:instrText>
+            <w:instrText xml:space="preserve"> HYPERLINK \l _Toc17368 </w:instrText>
           </w:r>
           <w:r>
             <w:fldChar w:fldCharType="separate"/>
@@ -3158,7 +3160,7 @@
             <w:fldChar w:fldCharType="begin"/>
           </w:r>
           <w:r>
-            <w:instrText xml:space="preserve"> PAGEREF _Toc17299 \h </w:instrText>
+            <w:instrText xml:space="preserve"> PAGEREF _Toc17368 \h </w:instrText>
           </w:r>
           <w:r>
             <w:fldChar w:fldCharType="separate"/>
@@ -3184,7 +3186,7 @@
             <w:fldChar w:fldCharType="begin"/>
           </w:r>
           <w:r>
-            <w:instrText xml:space="preserve"> HYPERLINK \l _Toc30867 </w:instrText>
+            <w:instrText xml:space="preserve"> HYPERLINK \l _Toc30806 </w:instrText>
           </w:r>
           <w:r>
             <w:fldChar w:fldCharType="separate"/>
@@ -3203,7 +3205,7 @@
             <w:fldChar w:fldCharType="begin"/>
           </w:r>
           <w:r>
-            <w:instrText xml:space="preserve"> PAGEREF _Toc30867 \h </w:instrText>
+            <w:instrText xml:space="preserve"> PAGEREF _Toc30806 \h </w:instrText>
           </w:r>
           <w:r>
             <w:fldChar w:fldCharType="separate"/>
@@ -3229,7 +3231,7 @@
             <w:fldChar w:fldCharType="begin"/>
           </w:r>
           <w:r>
-            <w:instrText xml:space="preserve"> HYPERLINK \l _Toc12267 </w:instrText>
+            <w:instrText xml:space="preserve"> HYPERLINK \l _Toc17740 </w:instrText>
           </w:r>
           <w:r>
             <w:fldChar w:fldCharType="separate"/>
@@ -3247,7 +3249,7 @@
             <w:fldChar w:fldCharType="begin"/>
           </w:r>
           <w:r>
-            <w:instrText xml:space="preserve"> PAGEREF _Toc12267 \h </w:instrText>
+            <w:instrText xml:space="preserve"> PAGEREF _Toc17740 \h </w:instrText>
           </w:r>
           <w:r>
             <w:fldChar w:fldCharType="separate"/>
@@ -3273,7 +3275,7 @@
             <w:fldChar w:fldCharType="begin"/>
           </w:r>
           <w:r>
-            <w:instrText xml:space="preserve"> HYPERLINK \l _Toc24331 </w:instrText>
+            <w:instrText xml:space="preserve"> HYPERLINK \l _Toc7627 </w:instrText>
           </w:r>
           <w:r>
             <w:fldChar w:fldCharType="separate"/>
@@ -3291,7 +3293,7 @@
             <w:fldChar w:fldCharType="begin"/>
           </w:r>
           <w:r>
-            <w:instrText xml:space="preserve"> PAGEREF _Toc24331 \h </w:instrText>
+            <w:instrText xml:space="preserve"> PAGEREF _Toc7627 \h </w:instrText>
           </w:r>
           <w:r>
             <w:fldChar w:fldCharType="separate"/>
@@ -3317,7 +3319,7 @@
             <w:fldChar w:fldCharType="begin"/>
           </w:r>
           <w:r>
-            <w:instrText xml:space="preserve"> HYPERLINK \l _Toc2468 </w:instrText>
+            <w:instrText xml:space="preserve"> HYPERLINK \l _Toc6683 </w:instrText>
           </w:r>
           <w:r>
             <w:fldChar w:fldCharType="separate"/>
@@ -3335,7 +3337,7 @@
             <w:fldChar w:fldCharType="begin"/>
           </w:r>
           <w:r>
-            <w:instrText xml:space="preserve"> PAGEREF _Toc2468 \h </w:instrText>
+            <w:instrText xml:space="preserve"> PAGEREF _Toc6683 \h </w:instrText>
           </w:r>
           <w:r>
             <w:fldChar w:fldCharType="separate"/>
@@ -3361,7 +3363,7 @@
             <w:fldChar w:fldCharType="begin"/>
           </w:r>
           <w:r>
-            <w:instrText xml:space="preserve"> HYPERLINK \l _Toc31641 </w:instrText>
+            <w:instrText xml:space="preserve"> HYPERLINK \l _Toc2029 </w:instrText>
           </w:r>
           <w:r>
             <w:fldChar w:fldCharType="separate"/>
@@ -3380,7 +3382,7 @@
             <w:fldChar w:fldCharType="begin"/>
           </w:r>
           <w:r>
-            <w:instrText xml:space="preserve"> PAGEREF _Toc31641 \h </w:instrText>
+            <w:instrText xml:space="preserve"> PAGEREF _Toc2029 \h </w:instrText>
           </w:r>
           <w:r>
             <w:fldChar w:fldCharType="separate"/>
@@ -3406,7 +3408,7 @@
             <w:fldChar w:fldCharType="begin"/>
           </w:r>
           <w:r>
-            <w:instrText xml:space="preserve"> HYPERLINK \l _Toc17259 </w:instrText>
+            <w:instrText xml:space="preserve"> HYPERLINK \l _Toc31138 </w:instrText>
           </w:r>
           <w:r>
             <w:fldChar w:fldCharType="separate"/>
@@ -3432,7 +3434,7 @@
             <w:fldChar w:fldCharType="begin"/>
           </w:r>
           <w:r>
-            <w:instrText xml:space="preserve"> PAGEREF _Toc17259 \h </w:instrText>
+            <w:instrText xml:space="preserve"> PAGEREF _Toc31138 \h </w:instrText>
           </w:r>
           <w:r>
             <w:fldChar w:fldCharType="separate"/>
@@ -3458,7 +3460,7 @@
             <w:fldChar w:fldCharType="begin"/>
           </w:r>
           <w:r>
-            <w:instrText xml:space="preserve"> HYPERLINK \l _Toc31253 </w:instrText>
+            <w:instrText xml:space="preserve"> HYPERLINK \l _Toc2230 </w:instrText>
           </w:r>
           <w:r>
             <w:fldChar w:fldCharType="separate"/>
@@ -3477,7 +3479,7 @@
             <w:fldChar w:fldCharType="begin"/>
           </w:r>
           <w:r>
-            <w:instrText xml:space="preserve"> PAGEREF _Toc31253 \h </w:instrText>
+            <w:instrText xml:space="preserve"> PAGEREF _Toc2230 \h </w:instrText>
           </w:r>
           <w:r>
             <w:fldChar w:fldCharType="separate"/>
@@ -3503,7 +3505,7 @@
             <w:fldChar w:fldCharType="begin"/>
           </w:r>
           <w:r>
-            <w:instrText xml:space="preserve"> HYPERLINK \l _Toc13863 </w:instrText>
+            <w:instrText xml:space="preserve"> HYPERLINK \l _Toc11730 </w:instrText>
           </w:r>
           <w:r>
             <w:fldChar w:fldCharType="separate"/>
@@ -3522,7 +3524,7 @@
             <w:fldChar w:fldCharType="begin"/>
           </w:r>
           <w:r>
-            <w:instrText xml:space="preserve"> PAGEREF _Toc13863 \h </w:instrText>
+            <w:instrText xml:space="preserve"> PAGEREF _Toc11730 \h </w:instrText>
           </w:r>
           <w:r>
             <w:fldChar w:fldCharType="separate"/>
@@ -3569,7 +3571,7 @@
           <w:lang w:val="en-US" w:eastAsia="zh-CN"/>
         </w:rPr>
       </w:pPr>
-      <w:bookmarkStart w:id="4" w:name="_Toc19581"/>
+      <w:bookmarkStart w:id="4" w:name="_Toc18311"/>
       <w:r>
         <w:rPr>
           <w:rFonts w:hint="default"/>
@@ -3618,7 +3620,7 @@
           <w:lang w:val="en-US" w:eastAsia="zh-CN"/>
         </w:rPr>
       </w:pPr>
-      <w:bookmarkStart w:id="5" w:name="_Toc16413"/>
+      <w:bookmarkStart w:id="5" w:name="_Toc2150"/>
       <w:r>
         <w:rPr>
           <w:rFonts w:hint="default"/>
@@ -3667,7 +3669,7 @@
           <w:lang w:val="en-US" w:eastAsia="zh-CN"/>
         </w:rPr>
       </w:pPr>
-      <w:bookmarkStart w:id="6" w:name="_Toc2415"/>
+      <w:bookmarkStart w:id="6" w:name="_Toc25288"/>
       <w:r>
         <w:rPr>
           <w:rFonts w:hint="default"/>
@@ -3686,7 +3688,7 @@
           <w:lang w:val="en-US" w:eastAsia="zh-CN"/>
         </w:rPr>
       </w:pPr>
-      <w:bookmarkStart w:id="7" w:name="_Toc15638"/>
+      <w:bookmarkStart w:id="7" w:name="_Toc32591"/>
       <w:r>
         <w:rPr>
           <w:rFonts w:hint="default"/>
@@ -3735,7 +3737,7 @@
           <w:lang w:val="en-US" w:eastAsia="zh-CN"/>
         </w:rPr>
       </w:pPr>
-      <w:bookmarkStart w:id="8" w:name="_Toc16060"/>
+      <w:bookmarkStart w:id="8" w:name="_Toc24227"/>
       <w:r>
         <w:rPr>
           <w:rFonts w:hint="default"/>
@@ -3784,7 +3786,7 @@
           <w:lang w:val="en-US" w:eastAsia="zh-CN"/>
         </w:rPr>
       </w:pPr>
-      <w:bookmarkStart w:id="9" w:name="_Toc16807"/>
+      <w:bookmarkStart w:id="9" w:name="_Toc14877"/>
       <w:r>
         <w:rPr>
           <w:rFonts w:hint="eastAsia"/>
@@ -3833,7 +3835,7 @@
           <w:lang w:val="en-US" w:eastAsia="zh-CN"/>
         </w:rPr>
       </w:pPr>
-      <w:bookmarkStart w:id="10" w:name="_Toc18495"/>
+      <w:bookmarkStart w:id="10" w:name="_Toc12986"/>
       <w:r>
         <w:rPr>
           <w:rFonts w:hint="default"/>
@@ -3852,7 +3854,7 @@
           <w:lang w:val="en-US" w:eastAsia="zh-CN"/>
         </w:rPr>
       </w:pPr>
-      <w:bookmarkStart w:id="11" w:name="_Toc20892"/>
+      <w:bookmarkStart w:id="11" w:name="_Toc372"/>
       <w:r>
         <w:rPr>
           <w:rFonts w:hint="default"/>
@@ -4041,7 +4043,7 @@
           <w:lang w:val="en-US" w:eastAsia="zh-CN"/>
         </w:rPr>
       </w:pPr>
-      <w:bookmarkStart w:id="12" w:name="_Toc15494"/>
+      <w:bookmarkStart w:id="12" w:name="_Toc7813"/>
       <w:r>
         <w:rPr>
           <w:rFonts w:hint="default"/>
@@ -4060,7 +4062,7 @@
           <w:lang w:val="en-US" w:eastAsia="zh-CN"/>
         </w:rPr>
       </w:pPr>
-      <w:bookmarkStart w:id="13" w:name="_Toc2932"/>
+      <w:bookmarkStart w:id="13" w:name="_Toc21186"/>
       <w:r>
         <w:rPr>
           <w:rFonts w:hint="default"/>
@@ -4151,7 +4153,7 @@
           <w:lang w:val="en-US" w:eastAsia="zh-CN"/>
         </w:rPr>
       </w:pPr>
-      <w:bookmarkStart w:id="14" w:name="_Toc16792"/>
+      <w:bookmarkStart w:id="14" w:name="_Toc24108"/>
       <w:r>
         <w:rPr>
           <w:rFonts w:hint="default"/>
@@ -4459,7 +4461,7 @@
           <w:lang w:val="en-US" w:eastAsia="zh-CN"/>
         </w:rPr>
       </w:pPr>
-      <w:bookmarkStart w:id="15" w:name="_Toc148"/>
+      <w:bookmarkStart w:id="15" w:name="_Toc9277"/>
       <w:r>
         <w:rPr>
           <w:rFonts w:hint="default"/>
@@ -4704,7 +4706,7 @@
           <w:lang w:val="en-US" w:eastAsia="zh-CN"/>
         </w:rPr>
       </w:pPr>
-      <w:bookmarkStart w:id="16" w:name="_Toc213"/>
+      <w:bookmarkStart w:id="16" w:name="_Toc14094"/>
       <w:r>
         <w:rPr>
           <w:rFonts w:hint="default"/>
@@ -4949,7 +4951,7 @@
           <w:lang w:val="en-US" w:eastAsia="zh-CN"/>
         </w:rPr>
       </w:pPr>
-      <w:bookmarkStart w:id="17" w:name="_Toc25641"/>
+      <w:bookmarkStart w:id="17" w:name="_Toc13760"/>
       <w:r>
         <w:rPr>
           <w:rFonts w:hint="default"/>
@@ -5145,7 +5147,7 @@
           <w:lang w:val="en-US" w:eastAsia="zh-CN"/>
         </w:rPr>
       </w:pPr>
-      <w:bookmarkStart w:id="18" w:name="_Toc31449"/>
+      <w:bookmarkStart w:id="18" w:name="_Toc8620"/>
       <w:r>
         <w:rPr>
           <w:rFonts w:hint="default"/>
@@ -5201,7 +5203,7 @@
           <w:lang w:val="en-US" w:eastAsia="zh-CN"/>
         </w:rPr>
       </w:pPr>
-      <w:bookmarkStart w:id="19" w:name="_Toc28148"/>
+      <w:bookmarkStart w:id="19" w:name="_Toc15760"/>
       <w:r>
         <w:rPr>
           <w:rFonts w:hint="default"/>
@@ -5257,7 +5259,7 @@
           <w:lang w:val="en-US" w:eastAsia="zh-CN"/>
         </w:rPr>
       </w:pPr>
-      <w:bookmarkStart w:id="20" w:name="_Toc17299"/>
+      <w:bookmarkStart w:id="20" w:name="_Toc17368"/>
       <w:r>
         <w:rPr>
           <w:rFonts w:hint="default"/>
@@ -5446,7 +5448,7 @@
           <w:lang w:val="en-US" w:eastAsia="zh-CN"/>
         </w:rPr>
       </w:pPr>
-      <w:bookmarkStart w:id="21" w:name="_Toc30867"/>
+      <w:bookmarkStart w:id="21" w:name="_Toc30806"/>
       <w:r>
         <w:rPr>
           <w:rFonts w:hint="default"/>
@@ -5464,7 +5466,7 @@
           <w:rFonts w:hint="default"/>
         </w:rPr>
       </w:pPr>
-      <w:bookmarkStart w:id="22" w:name="_Toc12267"/>
+      <w:bookmarkStart w:id="22" w:name="_Toc17740"/>
       <w:r>
         <w:rPr>
           <w:rFonts w:hint="default"/>
@@ -5606,7 +5608,7 @@
           <w:rFonts w:hint="default"/>
         </w:rPr>
       </w:pPr>
-      <w:bookmarkStart w:id="23" w:name="_Toc24331"/>
+      <w:bookmarkStart w:id="23" w:name="_Toc7627"/>
       <w:r>
         <w:rPr>
           <w:rFonts w:hint="default"/>
@@ -5651,7 +5653,7 @@
           <w:rFonts w:hint="default"/>
         </w:rPr>
       </w:pPr>
-      <w:bookmarkStart w:id="24" w:name="_Toc2468"/>
+      <w:bookmarkStart w:id="24" w:name="_Toc6683"/>
       <w:r>
         <w:rPr>
           <w:rFonts w:hint="default"/>
@@ -5684,7 +5686,7 @@
           <w:lang w:val="en-US" w:eastAsia="zh-CN"/>
         </w:rPr>
       </w:pPr>
-      <w:bookmarkStart w:id="25" w:name="_Toc31641"/>
+      <w:bookmarkStart w:id="25" w:name="_Toc2029"/>
       <w:r>
         <w:rPr>
           <w:rFonts w:hint="default"/>
@@ -5777,7 +5779,7 @@
           <w:lang w:val="en-US" w:eastAsia="zh-CN"/>
         </w:rPr>
       </w:pPr>
-      <w:bookmarkStart w:id="26" w:name="_Toc17259"/>
+      <w:bookmarkStart w:id="26" w:name="_Toc31138"/>
       <w:r>
         <w:rPr>
           <w:rFonts w:hint="eastAsia"/>
@@ -6075,7 +6077,6 @@
                 <w:lang w:val="en-US" w:eastAsia="zh-CN" w:bidi="ar-SA"/>
               </w:rPr>
             </w:pPr>
-            <w:bookmarkStart w:id="29" w:name="_GoBack"/>
             <w:r>
               <w:rPr>
                 <w:spacing w:val="-6"/>
@@ -6084,7 +6085,6 @@
               </w:rPr>
               <w:t>年度</w:t>
             </w:r>
-            <w:bookmarkEnd w:id="29"/>
           </w:p>
         </w:tc>
       </w:tr>
@@ -6098,7 +6098,7 @@
           <w:lang w:val="en-US" w:eastAsia="zh-CN"/>
         </w:rPr>
       </w:pPr>
-      <w:bookmarkStart w:id="27" w:name="_Toc31253"/>
+      <w:bookmarkStart w:id="27" w:name="_Toc2230"/>
       <w:r>
         <w:rPr>
           <w:rFonts w:hint="default"/>
@@ -6147,7 +6147,7 @@
           <w:lang w:val="en-US" w:eastAsia="zh-CN"/>
         </w:rPr>
       </w:pPr>
-      <w:bookmarkStart w:id="28" w:name="_Toc13863"/>
+      <w:bookmarkStart w:id="28" w:name="_Toc11730"/>
       <w:r>
         <w:rPr>
           <w:rFonts w:hint="default"/>

--- a/4.质量管理/1.流程制度规范类文件/HXDL-ITSS-0402 管理评审程序.docx
+++ b/4.质量管理/1.流程制度规范类文件/HXDL-ITSS-0402 管理评审程序.docx
@@ -26,7 +26,7 @@
           <w:lang w:val="en-US" w:eastAsia="zh-CN"/>
         </w:rPr>
       </w:pPr>
-      <w:bookmarkStart w:id="0" w:name="_Toc23139"/>
+      <w:bookmarkStart w:id="0" w:name="_Toc9043"/>
       <w:r>
         <w:drawing>
           <wp:anchor distT="0" distB="0" distL="114300" distR="114300" simplePos="0" relativeHeight="251659264" behindDoc="1" locked="0" layoutInCell="1" allowOverlap="1">
@@ -112,7 +112,7 @@
           <w:lang w:val="en-US" w:eastAsia="zh-CN"/>
         </w:rPr>
       </w:pPr>
-      <w:bookmarkStart w:id="1" w:name="_Toc11249"/>
+      <w:bookmarkStart w:id="1" w:name="_Toc9605"/>
       <w:r>
         <w:rPr>
           <w:rFonts w:hint="eastAsia"/>
@@ -147,7 +147,7 @@
           <w:lang w:val="en-US" w:eastAsia="zh-CN"/>
         </w:rPr>
       </w:pPr>
-      <w:bookmarkStart w:id="2" w:name="_Toc3465"/>
+      <w:bookmarkStart w:id="2" w:name="_Toc3173"/>
       <w:r>
         <w:rPr>
           <w:rFonts w:hint="eastAsia"/>
@@ -680,7 +680,7 @@
           <w:szCs w:val="30"/>
         </w:rPr>
       </w:pPr>
-      <w:bookmarkStart w:id="3" w:name="_Toc16808"/>
+      <w:bookmarkStart w:id="3" w:name="_Toc18450"/>
       <w:r>
         <w:rPr>
           <w:rFonts w:ascii="宋体" w:hAnsi="宋体" w:eastAsia="宋体" w:cs="宋体"/>
@@ -2232,7 +2232,7 @@
             <w:fldChar w:fldCharType="begin"/>
           </w:r>
           <w:r>
-            <w:instrText xml:space="preserve"> HYPERLINK \l _Toc23139 </w:instrText>
+            <w:instrText xml:space="preserve"> HYPERLINK \l _Toc9043 </w:instrText>
           </w:r>
           <w:r>
             <w:fldChar w:fldCharType="separate"/>
@@ -2251,7 +2251,7 @@
             <w:fldChar w:fldCharType="begin"/>
           </w:r>
           <w:r>
-            <w:instrText xml:space="preserve"> PAGEREF _Toc23139 \h </w:instrText>
+            <w:instrText xml:space="preserve"> PAGEREF _Toc9043 \h </w:instrText>
           </w:r>
           <w:r>
             <w:fldChar w:fldCharType="separate"/>
@@ -2277,7 +2277,7 @@
             <w:fldChar w:fldCharType="begin"/>
           </w:r>
           <w:r>
-            <w:instrText xml:space="preserve"> HYPERLINK \l _Toc11249 </w:instrText>
+            <w:instrText xml:space="preserve"> HYPERLINK \l _Toc9605 </w:instrText>
           </w:r>
           <w:r>
             <w:fldChar w:fldCharType="separate"/>
@@ -2296,7 +2296,7 @@
             <w:fldChar w:fldCharType="begin"/>
           </w:r>
           <w:r>
-            <w:instrText xml:space="preserve"> PAGEREF _Toc11249 \h </w:instrText>
+            <w:instrText xml:space="preserve"> PAGEREF _Toc9605 \h </w:instrText>
           </w:r>
           <w:r>
             <w:fldChar w:fldCharType="separate"/>
@@ -2322,7 +2322,7 @@
             <w:fldChar w:fldCharType="begin"/>
           </w:r>
           <w:r>
-            <w:instrText xml:space="preserve"> HYPERLINK \l _Toc3465 </w:instrText>
+            <w:instrText xml:space="preserve"> HYPERLINK \l _Toc3173 </w:instrText>
           </w:r>
           <w:r>
             <w:fldChar w:fldCharType="separate"/>
@@ -2341,7 +2341,7 @@
             <w:fldChar w:fldCharType="begin"/>
           </w:r>
           <w:r>
-            <w:instrText xml:space="preserve"> PAGEREF _Toc3465 \h </w:instrText>
+            <w:instrText xml:space="preserve"> PAGEREF _Toc3173 \h </w:instrText>
           </w:r>
           <w:r>
             <w:fldChar w:fldCharType="separate"/>
@@ -2367,7 +2367,7 @@
             <w:fldChar w:fldCharType="begin"/>
           </w:r>
           <w:r>
-            <w:instrText xml:space="preserve"> HYPERLINK \l _Toc16808 </w:instrText>
+            <w:instrText xml:space="preserve"> HYPERLINK \l _Toc18450 </w:instrText>
           </w:r>
           <w:r>
             <w:fldChar w:fldCharType="separate"/>
@@ -2388,7 +2388,7 @@
             <w:fldChar w:fldCharType="begin"/>
           </w:r>
           <w:r>
-            <w:instrText xml:space="preserve"> PAGEREF _Toc16808 \h </w:instrText>
+            <w:instrText xml:space="preserve"> PAGEREF _Toc18450 \h </w:instrText>
           </w:r>
           <w:r>
             <w:fldChar w:fldCharType="separate"/>
@@ -2414,7 +2414,7 @@
             <w:fldChar w:fldCharType="begin"/>
           </w:r>
           <w:r>
-            <w:instrText xml:space="preserve"> HYPERLINK \l _Toc18311 </w:instrText>
+            <w:instrText xml:space="preserve"> HYPERLINK \l _Toc23060 </w:instrText>
           </w:r>
           <w:r>
             <w:fldChar w:fldCharType="separate"/>
@@ -2433,7 +2433,7 @@
             <w:fldChar w:fldCharType="begin"/>
           </w:r>
           <w:r>
-            <w:instrText xml:space="preserve"> PAGEREF _Toc18311 \h </w:instrText>
+            <w:instrText xml:space="preserve"> PAGEREF _Toc23060 \h </w:instrText>
           </w:r>
           <w:r>
             <w:fldChar w:fldCharType="separate"/>
@@ -2459,7 +2459,7 @@
             <w:fldChar w:fldCharType="begin"/>
           </w:r>
           <w:r>
-            <w:instrText xml:space="preserve"> HYPERLINK \l _Toc2150 </w:instrText>
+            <w:instrText xml:space="preserve"> HYPERLINK \l _Toc21280 </w:instrText>
           </w:r>
           <w:r>
             <w:fldChar w:fldCharType="separate"/>
@@ -2478,7 +2478,7 @@
             <w:fldChar w:fldCharType="begin"/>
           </w:r>
           <w:r>
-            <w:instrText xml:space="preserve"> PAGEREF _Toc2150 \h </w:instrText>
+            <w:instrText xml:space="preserve"> PAGEREF _Toc21280 \h </w:instrText>
           </w:r>
           <w:r>
             <w:fldChar w:fldCharType="separate"/>
@@ -2504,7 +2504,7 @@
             <w:fldChar w:fldCharType="begin"/>
           </w:r>
           <w:r>
-            <w:instrText xml:space="preserve"> HYPERLINK \l _Toc25288 </w:instrText>
+            <w:instrText xml:space="preserve"> HYPERLINK \l _Toc8243 </w:instrText>
           </w:r>
           <w:r>
             <w:fldChar w:fldCharType="separate"/>
@@ -2523,7 +2523,7 @@
             <w:fldChar w:fldCharType="begin"/>
           </w:r>
           <w:r>
-            <w:instrText xml:space="preserve"> PAGEREF _Toc25288 \h </w:instrText>
+            <w:instrText xml:space="preserve"> PAGEREF _Toc8243 \h </w:instrText>
           </w:r>
           <w:r>
             <w:fldChar w:fldCharType="separate"/>
@@ -2549,7 +2549,7 @@
             <w:fldChar w:fldCharType="begin"/>
           </w:r>
           <w:r>
-            <w:instrText xml:space="preserve"> HYPERLINK \l _Toc32591 </w:instrText>
+            <w:instrText xml:space="preserve"> HYPERLINK \l _Toc2 </w:instrText>
           </w:r>
           <w:r>
             <w:fldChar w:fldCharType="separate"/>
@@ -2568,7 +2568,7 @@
             <w:fldChar w:fldCharType="begin"/>
           </w:r>
           <w:r>
-            <w:instrText xml:space="preserve"> PAGEREF _Toc32591 \h </w:instrText>
+            <w:instrText xml:space="preserve"> PAGEREF _Toc2 \h </w:instrText>
           </w:r>
           <w:r>
             <w:fldChar w:fldCharType="separate"/>
@@ -2594,7 +2594,7 @@
             <w:fldChar w:fldCharType="begin"/>
           </w:r>
           <w:r>
-            <w:instrText xml:space="preserve"> HYPERLINK \l _Toc24227 </w:instrText>
+            <w:instrText xml:space="preserve"> HYPERLINK \l _Toc31854 </w:instrText>
           </w:r>
           <w:r>
             <w:fldChar w:fldCharType="separate"/>
@@ -2613,7 +2613,7 @@
             <w:fldChar w:fldCharType="begin"/>
           </w:r>
           <w:r>
-            <w:instrText xml:space="preserve"> PAGEREF _Toc24227 \h </w:instrText>
+            <w:instrText xml:space="preserve"> PAGEREF _Toc31854 \h </w:instrText>
           </w:r>
           <w:r>
             <w:fldChar w:fldCharType="separate"/>
@@ -2639,7 +2639,7 @@
             <w:fldChar w:fldCharType="begin"/>
           </w:r>
           <w:r>
-            <w:instrText xml:space="preserve"> HYPERLINK \l _Toc14877 </w:instrText>
+            <w:instrText xml:space="preserve"> HYPERLINK \l _Toc8398 </w:instrText>
           </w:r>
           <w:r>
             <w:fldChar w:fldCharType="separate"/>
@@ -2665,7 +2665,7 @@
             <w:fldChar w:fldCharType="begin"/>
           </w:r>
           <w:r>
-            <w:instrText xml:space="preserve"> PAGEREF _Toc14877 \h </w:instrText>
+            <w:instrText xml:space="preserve"> PAGEREF _Toc8398 \h </w:instrText>
           </w:r>
           <w:r>
             <w:fldChar w:fldCharType="separate"/>
@@ -2691,7 +2691,7 @@
             <w:fldChar w:fldCharType="begin"/>
           </w:r>
           <w:r>
-            <w:instrText xml:space="preserve"> HYPERLINK \l _Toc12986 </w:instrText>
+            <w:instrText xml:space="preserve"> HYPERLINK \l _Toc24373 </w:instrText>
           </w:r>
           <w:r>
             <w:fldChar w:fldCharType="separate"/>
@@ -2710,7 +2710,7 @@
             <w:fldChar w:fldCharType="begin"/>
           </w:r>
           <w:r>
-            <w:instrText xml:space="preserve"> PAGEREF _Toc12986 \h </w:instrText>
+            <w:instrText xml:space="preserve"> PAGEREF _Toc24373 \h </w:instrText>
           </w:r>
           <w:r>
             <w:fldChar w:fldCharType="separate"/>
@@ -2736,7 +2736,7 @@
             <w:fldChar w:fldCharType="begin"/>
           </w:r>
           <w:r>
-            <w:instrText xml:space="preserve"> HYPERLINK \l _Toc372 </w:instrText>
+            <w:instrText xml:space="preserve"> HYPERLINK \l _Toc30749 </w:instrText>
           </w:r>
           <w:r>
             <w:fldChar w:fldCharType="separate"/>
@@ -2755,7 +2755,7 @@
             <w:fldChar w:fldCharType="begin"/>
           </w:r>
           <w:r>
-            <w:instrText xml:space="preserve"> PAGEREF _Toc372 \h </w:instrText>
+            <w:instrText xml:space="preserve"> PAGEREF _Toc30749 \h </w:instrText>
           </w:r>
           <w:r>
             <w:fldChar w:fldCharType="separate"/>
@@ -2781,7 +2781,7 @@
             <w:fldChar w:fldCharType="begin"/>
           </w:r>
           <w:r>
-            <w:instrText xml:space="preserve"> HYPERLINK \l _Toc7813 </w:instrText>
+            <w:instrText xml:space="preserve"> HYPERLINK \l _Toc27900 </w:instrText>
           </w:r>
           <w:r>
             <w:fldChar w:fldCharType="separate"/>
@@ -2800,7 +2800,7 @@
             <w:fldChar w:fldCharType="begin"/>
           </w:r>
           <w:r>
-            <w:instrText xml:space="preserve"> PAGEREF _Toc7813 \h </w:instrText>
+            <w:instrText xml:space="preserve"> PAGEREF _Toc27900 \h </w:instrText>
           </w:r>
           <w:r>
             <w:fldChar w:fldCharType="separate"/>
@@ -2826,7 +2826,7 @@
             <w:fldChar w:fldCharType="begin"/>
           </w:r>
           <w:r>
-            <w:instrText xml:space="preserve"> HYPERLINK \l _Toc21186 </w:instrText>
+            <w:instrText xml:space="preserve"> HYPERLINK \l _Toc23503 </w:instrText>
           </w:r>
           <w:r>
             <w:fldChar w:fldCharType="separate"/>
@@ -2845,7 +2845,7 @@
             <w:fldChar w:fldCharType="begin"/>
           </w:r>
           <w:r>
-            <w:instrText xml:space="preserve"> PAGEREF _Toc21186 \h </w:instrText>
+            <w:instrText xml:space="preserve"> PAGEREF _Toc23503 \h </w:instrText>
           </w:r>
           <w:r>
             <w:fldChar w:fldCharType="separate"/>
@@ -2871,7 +2871,7 @@
             <w:fldChar w:fldCharType="begin"/>
           </w:r>
           <w:r>
-            <w:instrText xml:space="preserve"> HYPERLINK \l _Toc24108 </w:instrText>
+            <w:instrText xml:space="preserve"> HYPERLINK \l _Toc17013 </w:instrText>
           </w:r>
           <w:r>
             <w:fldChar w:fldCharType="separate"/>
@@ -2890,7 +2890,7 @@
             <w:fldChar w:fldCharType="begin"/>
           </w:r>
           <w:r>
-            <w:instrText xml:space="preserve"> PAGEREF _Toc24108 \h </w:instrText>
+            <w:instrText xml:space="preserve"> PAGEREF _Toc17013 \h </w:instrText>
           </w:r>
           <w:r>
             <w:fldChar w:fldCharType="separate"/>
@@ -2916,7 +2916,7 @@
             <w:fldChar w:fldCharType="begin"/>
           </w:r>
           <w:r>
-            <w:instrText xml:space="preserve"> HYPERLINK \l _Toc9277 </w:instrText>
+            <w:instrText xml:space="preserve"> HYPERLINK \l _Toc25299 </w:instrText>
           </w:r>
           <w:r>
             <w:fldChar w:fldCharType="separate"/>
@@ -2935,7 +2935,7 @@
             <w:fldChar w:fldCharType="begin"/>
           </w:r>
           <w:r>
-            <w:instrText xml:space="preserve"> PAGEREF _Toc9277 \h </w:instrText>
+            <w:instrText xml:space="preserve"> PAGEREF _Toc25299 \h </w:instrText>
           </w:r>
           <w:r>
             <w:fldChar w:fldCharType="separate"/>
@@ -2961,7 +2961,7 @@
             <w:fldChar w:fldCharType="begin"/>
           </w:r>
           <w:r>
-            <w:instrText xml:space="preserve"> HYPERLINK \l _Toc14094 </w:instrText>
+            <w:instrText xml:space="preserve"> HYPERLINK \l _Toc31672 </w:instrText>
           </w:r>
           <w:r>
             <w:fldChar w:fldCharType="separate"/>
@@ -2980,7 +2980,7 @@
             <w:fldChar w:fldCharType="begin"/>
           </w:r>
           <w:r>
-            <w:instrText xml:space="preserve"> PAGEREF _Toc14094 \h </w:instrText>
+            <w:instrText xml:space="preserve"> PAGEREF _Toc31672 \h </w:instrText>
           </w:r>
           <w:r>
             <w:fldChar w:fldCharType="separate"/>
@@ -3006,7 +3006,7 @@
             <w:fldChar w:fldCharType="begin"/>
           </w:r>
           <w:r>
-            <w:instrText xml:space="preserve"> HYPERLINK \l _Toc13760 </w:instrText>
+            <w:instrText xml:space="preserve"> HYPERLINK \l _Toc7746 </w:instrText>
           </w:r>
           <w:r>
             <w:fldChar w:fldCharType="separate"/>
@@ -3025,7 +3025,7 @@
             <w:fldChar w:fldCharType="begin"/>
           </w:r>
           <w:r>
-            <w:instrText xml:space="preserve"> PAGEREF _Toc13760 \h </w:instrText>
+            <w:instrText xml:space="preserve"> PAGEREF _Toc7746 \h </w:instrText>
           </w:r>
           <w:r>
             <w:fldChar w:fldCharType="separate"/>
@@ -3051,7 +3051,7 @@
             <w:fldChar w:fldCharType="begin"/>
           </w:r>
           <w:r>
-            <w:instrText xml:space="preserve"> HYPERLINK \l _Toc8620 </w:instrText>
+            <w:instrText xml:space="preserve"> HYPERLINK \l _Toc7529 </w:instrText>
           </w:r>
           <w:r>
             <w:fldChar w:fldCharType="separate"/>
@@ -3070,7 +3070,7 @@
             <w:fldChar w:fldCharType="begin"/>
           </w:r>
           <w:r>
-            <w:instrText xml:space="preserve"> PAGEREF _Toc8620 \h </w:instrText>
+            <w:instrText xml:space="preserve"> PAGEREF _Toc7529 \h </w:instrText>
           </w:r>
           <w:r>
             <w:fldChar w:fldCharType="separate"/>
@@ -3096,7 +3096,7 @@
             <w:fldChar w:fldCharType="begin"/>
           </w:r>
           <w:r>
-            <w:instrText xml:space="preserve"> HYPERLINK \l _Toc15760 </w:instrText>
+            <w:instrText xml:space="preserve"> HYPERLINK \l _Toc8276 </w:instrText>
           </w:r>
           <w:r>
             <w:fldChar w:fldCharType="separate"/>
@@ -3115,7 +3115,7 @@
             <w:fldChar w:fldCharType="begin"/>
           </w:r>
           <w:r>
-            <w:instrText xml:space="preserve"> PAGEREF _Toc15760 \h </w:instrText>
+            <w:instrText xml:space="preserve"> PAGEREF _Toc8276 \h </w:instrText>
           </w:r>
           <w:r>
             <w:fldChar w:fldCharType="separate"/>
@@ -3141,7 +3141,7 @@
             <w:fldChar w:fldCharType="begin"/>
           </w:r>
           <w:r>
-            <w:instrText xml:space="preserve"> HYPERLINK \l _Toc17368 </w:instrText>
+            <w:instrText xml:space="preserve"> HYPERLINK \l _Toc14434 </w:instrText>
           </w:r>
           <w:r>
             <w:fldChar w:fldCharType="separate"/>
@@ -3160,7 +3160,7 @@
             <w:fldChar w:fldCharType="begin"/>
           </w:r>
           <w:r>
-            <w:instrText xml:space="preserve"> PAGEREF _Toc17368 \h </w:instrText>
+            <w:instrText xml:space="preserve"> PAGEREF _Toc14434 \h </w:instrText>
           </w:r>
           <w:r>
             <w:fldChar w:fldCharType="separate"/>
@@ -3186,7 +3186,7 @@
             <w:fldChar w:fldCharType="begin"/>
           </w:r>
           <w:r>
-            <w:instrText xml:space="preserve"> HYPERLINK \l _Toc30806 </w:instrText>
+            <w:instrText xml:space="preserve"> HYPERLINK \l _Toc26613 </w:instrText>
           </w:r>
           <w:r>
             <w:fldChar w:fldCharType="separate"/>
@@ -3205,7 +3205,7 @@
             <w:fldChar w:fldCharType="begin"/>
           </w:r>
           <w:r>
-            <w:instrText xml:space="preserve"> PAGEREF _Toc30806 \h </w:instrText>
+            <w:instrText xml:space="preserve"> PAGEREF _Toc26613 \h </w:instrText>
           </w:r>
           <w:r>
             <w:fldChar w:fldCharType="separate"/>
@@ -3231,7 +3231,7 @@
             <w:fldChar w:fldCharType="begin"/>
           </w:r>
           <w:r>
-            <w:instrText xml:space="preserve"> HYPERLINK \l _Toc17740 </w:instrText>
+            <w:instrText xml:space="preserve"> HYPERLINK \l _Toc9076 </w:instrText>
           </w:r>
           <w:r>
             <w:fldChar w:fldCharType="separate"/>
@@ -3249,7 +3249,7 @@
             <w:fldChar w:fldCharType="begin"/>
           </w:r>
           <w:r>
-            <w:instrText xml:space="preserve"> PAGEREF _Toc17740 \h </w:instrText>
+            <w:instrText xml:space="preserve"> PAGEREF _Toc9076 \h </w:instrText>
           </w:r>
           <w:r>
             <w:fldChar w:fldCharType="separate"/>
@@ -3275,7 +3275,7 @@
             <w:fldChar w:fldCharType="begin"/>
           </w:r>
           <w:r>
-            <w:instrText xml:space="preserve"> HYPERLINK \l _Toc7627 </w:instrText>
+            <w:instrText xml:space="preserve"> HYPERLINK \l _Toc15875 </w:instrText>
           </w:r>
           <w:r>
             <w:fldChar w:fldCharType="separate"/>
@@ -3293,7 +3293,7 @@
             <w:fldChar w:fldCharType="begin"/>
           </w:r>
           <w:r>
-            <w:instrText xml:space="preserve"> PAGEREF _Toc7627 \h </w:instrText>
+            <w:instrText xml:space="preserve"> PAGEREF _Toc15875 \h </w:instrText>
           </w:r>
           <w:r>
             <w:fldChar w:fldCharType="separate"/>
@@ -3319,7 +3319,7 @@
             <w:fldChar w:fldCharType="begin"/>
           </w:r>
           <w:r>
-            <w:instrText xml:space="preserve"> HYPERLINK \l _Toc6683 </w:instrText>
+            <w:instrText xml:space="preserve"> HYPERLINK \l _Toc17446 </w:instrText>
           </w:r>
           <w:r>
             <w:fldChar w:fldCharType="separate"/>
@@ -3337,7 +3337,7 @@
             <w:fldChar w:fldCharType="begin"/>
           </w:r>
           <w:r>
-            <w:instrText xml:space="preserve"> PAGEREF _Toc6683 \h </w:instrText>
+            <w:instrText xml:space="preserve"> PAGEREF _Toc17446 \h </w:instrText>
           </w:r>
           <w:r>
             <w:fldChar w:fldCharType="separate"/>
@@ -3363,7 +3363,7 @@
             <w:fldChar w:fldCharType="begin"/>
           </w:r>
           <w:r>
-            <w:instrText xml:space="preserve"> HYPERLINK \l _Toc2029 </w:instrText>
+            <w:instrText xml:space="preserve"> HYPERLINK \l _Toc14716 </w:instrText>
           </w:r>
           <w:r>
             <w:fldChar w:fldCharType="separate"/>
@@ -3382,7 +3382,7 @@
             <w:fldChar w:fldCharType="begin"/>
           </w:r>
           <w:r>
-            <w:instrText xml:space="preserve"> PAGEREF _Toc2029 \h </w:instrText>
+            <w:instrText xml:space="preserve"> PAGEREF _Toc14716 \h </w:instrText>
           </w:r>
           <w:r>
             <w:fldChar w:fldCharType="separate"/>
@@ -3408,7 +3408,7 @@
             <w:fldChar w:fldCharType="begin"/>
           </w:r>
           <w:r>
-            <w:instrText xml:space="preserve"> HYPERLINK \l _Toc31138 </w:instrText>
+            <w:instrText xml:space="preserve"> HYPERLINK \l _Toc26286 </w:instrText>
           </w:r>
           <w:r>
             <w:fldChar w:fldCharType="separate"/>
@@ -3434,7 +3434,7 @@
             <w:fldChar w:fldCharType="begin"/>
           </w:r>
           <w:r>
-            <w:instrText xml:space="preserve"> PAGEREF _Toc31138 \h </w:instrText>
+            <w:instrText xml:space="preserve"> PAGEREF _Toc26286 \h </w:instrText>
           </w:r>
           <w:r>
             <w:fldChar w:fldCharType="separate"/>
@@ -3460,7 +3460,7 @@
             <w:fldChar w:fldCharType="begin"/>
           </w:r>
           <w:r>
-            <w:instrText xml:space="preserve"> HYPERLINK \l _Toc2230 </w:instrText>
+            <w:instrText xml:space="preserve"> HYPERLINK \l _Toc2599 </w:instrText>
           </w:r>
           <w:r>
             <w:fldChar w:fldCharType="separate"/>
@@ -3479,7 +3479,7 @@
             <w:fldChar w:fldCharType="begin"/>
           </w:r>
           <w:r>
-            <w:instrText xml:space="preserve"> PAGEREF _Toc2230 \h </w:instrText>
+            <w:instrText xml:space="preserve"> PAGEREF _Toc2599 \h </w:instrText>
           </w:r>
           <w:r>
             <w:fldChar w:fldCharType="separate"/>
@@ -3505,7 +3505,7 @@
             <w:fldChar w:fldCharType="begin"/>
           </w:r>
           <w:r>
-            <w:instrText xml:space="preserve"> HYPERLINK \l _Toc11730 </w:instrText>
+            <w:instrText xml:space="preserve"> HYPERLINK \l _Toc26233 </w:instrText>
           </w:r>
           <w:r>
             <w:fldChar w:fldCharType="separate"/>
@@ -3524,7 +3524,7 @@
             <w:fldChar w:fldCharType="begin"/>
           </w:r>
           <w:r>
-            <w:instrText xml:space="preserve"> PAGEREF _Toc11730 \h </w:instrText>
+            <w:instrText xml:space="preserve"> PAGEREF _Toc26233 \h </w:instrText>
           </w:r>
           <w:r>
             <w:fldChar w:fldCharType="separate"/>
@@ -3571,7 +3571,7 @@
           <w:lang w:val="en-US" w:eastAsia="zh-CN"/>
         </w:rPr>
       </w:pPr>
-      <w:bookmarkStart w:id="4" w:name="_Toc18311"/>
+      <w:bookmarkStart w:id="4" w:name="_Toc23060"/>
       <w:r>
         <w:rPr>
           <w:rFonts w:hint="default"/>
@@ -3620,7 +3620,7 @@
           <w:lang w:val="en-US" w:eastAsia="zh-CN"/>
         </w:rPr>
       </w:pPr>
-      <w:bookmarkStart w:id="5" w:name="_Toc2150"/>
+      <w:bookmarkStart w:id="5" w:name="_Toc21280"/>
       <w:r>
         <w:rPr>
           <w:rFonts w:hint="default"/>
@@ -3669,7 +3669,7 @@
           <w:lang w:val="en-US" w:eastAsia="zh-CN"/>
         </w:rPr>
       </w:pPr>
-      <w:bookmarkStart w:id="6" w:name="_Toc25288"/>
+      <w:bookmarkStart w:id="6" w:name="_Toc8243"/>
       <w:r>
         <w:rPr>
           <w:rFonts w:hint="default"/>
@@ -3688,7 +3688,7 @@
           <w:lang w:val="en-US" w:eastAsia="zh-CN"/>
         </w:rPr>
       </w:pPr>
-      <w:bookmarkStart w:id="7" w:name="_Toc32591"/>
+      <w:bookmarkStart w:id="7" w:name="_Toc2"/>
       <w:r>
         <w:rPr>
           <w:rFonts w:hint="default"/>
@@ -3737,7 +3737,7 @@
           <w:lang w:val="en-US" w:eastAsia="zh-CN"/>
         </w:rPr>
       </w:pPr>
-      <w:bookmarkStart w:id="8" w:name="_Toc24227"/>
+      <w:bookmarkStart w:id="8" w:name="_Toc31854"/>
       <w:r>
         <w:rPr>
           <w:rFonts w:hint="default"/>
@@ -3786,7 +3786,7 @@
           <w:lang w:val="en-US" w:eastAsia="zh-CN"/>
         </w:rPr>
       </w:pPr>
-      <w:bookmarkStart w:id="9" w:name="_Toc14877"/>
+      <w:bookmarkStart w:id="9" w:name="_Toc8398"/>
       <w:r>
         <w:rPr>
           <w:rFonts w:hint="eastAsia"/>
@@ -3835,7 +3835,7 @@
           <w:lang w:val="en-US" w:eastAsia="zh-CN"/>
         </w:rPr>
       </w:pPr>
-      <w:bookmarkStart w:id="10" w:name="_Toc12986"/>
+      <w:bookmarkStart w:id="10" w:name="_Toc24373"/>
       <w:r>
         <w:rPr>
           <w:rFonts w:hint="default"/>
@@ -3854,7 +3854,7 @@
           <w:lang w:val="en-US" w:eastAsia="zh-CN"/>
         </w:rPr>
       </w:pPr>
-      <w:bookmarkStart w:id="11" w:name="_Toc372"/>
+      <w:bookmarkStart w:id="11" w:name="_Toc30749"/>
       <w:r>
         <w:rPr>
           <w:rFonts w:hint="default"/>
@@ -4043,7 +4043,7 @@
           <w:lang w:val="en-US" w:eastAsia="zh-CN"/>
         </w:rPr>
       </w:pPr>
-      <w:bookmarkStart w:id="12" w:name="_Toc7813"/>
+      <w:bookmarkStart w:id="12" w:name="_Toc27900"/>
       <w:r>
         <w:rPr>
           <w:rFonts w:hint="default"/>
@@ -4062,7 +4062,7 @@
           <w:lang w:val="en-US" w:eastAsia="zh-CN"/>
         </w:rPr>
       </w:pPr>
-      <w:bookmarkStart w:id="13" w:name="_Toc21186"/>
+      <w:bookmarkStart w:id="13" w:name="_Toc23503"/>
       <w:r>
         <w:rPr>
           <w:rFonts w:hint="default"/>
@@ -4153,7 +4153,7 @@
           <w:lang w:val="en-US" w:eastAsia="zh-CN"/>
         </w:rPr>
       </w:pPr>
-      <w:bookmarkStart w:id="14" w:name="_Toc24108"/>
+      <w:bookmarkStart w:id="14" w:name="_Toc17013"/>
       <w:r>
         <w:rPr>
           <w:rFonts w:hint="default"/>
@@ -4461,7 +4461,7 @@
           <w:lang w:val="en-US" w:eastAsia="zh-CN"/>
         </w:rPr>
       </w:pPr>
-      <w:bookmarkStart w:id="15" w:name="_Toc9277"/>
+      <w:bookmarkStart w:id="15" w:name="_Toc25299"/>
       <w:r>
         <w:rPr>
           <w:rFonts w:hint="default"/>
@@ -4706,7 +4706,7 @@
           <w:lang w:val="en-US" w:eastAsia="zh-CN"/>
         </w:rPr>
       </w:pPr>
-      <w:bookmarkStart w:id="16" w:name="_Toc14094"/>
+      <w:bookmarkStart w:id="16" w:name="_Toc31672"/>
       <w:r>
         <w:rPr>
           <w:rFonts w:hint="default"/>
@@ -4951,7 +4951,7 @@
           <w:lang w:val="en-US" w:eastAsia="zh-CN"/>
         </w:rPr>
       </w:pPr>
-      <w:bookmarkStart w:id="17" w:name="_Toc13760"/>
+      <w:bookmarkStart w:id="17" w:name="_Toc7746"/>
       <w:r>
         <w:rPr>
           <w:rFonts w:hint="default"/>
@@ -5147,7 +5147,7 @@
           <w:lang w:val="en-US" w:eastAsia="zh-CN"/>
         </w:rPr>
       </w:pPr>
-      <w:bookmarkStart w:id="18" w:name="_Toc8620"/>
+      <w:bookmarkStart w:id="18" w:name="_Toc7529"/>
       <w:r>
         <w:rPr>
           <w:rFonts w:hint="default"/>
@@ -5203,7 +5203,7 @@
           <w:lang w:val="en-US" w:eastAsia="zh-CN"/>
         </w:rPr>
       </w:pPr>
-      <w:bookmarkStart w:id="19" w:name="_Toc15760"/>
+      <w:bookmarkStart w:id="19" w:name="_Toc8276"/>
       <w:r>
         <w:rPr>
           <w:rFonts w:hint="default"/>
@@ -5259,7 +5259,7 @@
           <w:lang w:val="en-US" w:eastAsia="zh-CN"/>
         </w:rPr>
       </w:pPr>
-      <w:bookmarkStart w:id="20" w:name="_Toc17368"/>
+      <w:bookmarkStart w:id="20" w:name="_Toc14434"/>
       <w:r>
         <w:rPr>
           <w:rFonts w:hint="default"/>
@@ -5448,7 +5448,7 @@
           <w:lang w:val="en-US" w:eastAsia="zh-CN"/>
         </w:rPr>
       </w:pPr>
-      <w:bookmarkStart w:id="21" w:name="_Toc30806"/>
+      <w:bookmarkStart w:id="21" w:name="_Toc26613"/>
       <w:r>
         <w:rPr>
           <w:rFonts w:hint="default"/>
@@ -5466,7 +5466,7 @@
           <w:rFonts w:hint="default"/>
         </w:rPr>
       </w:pPr>
-      <w:bookmarkStart w:id="22" w:name="_Toc17740"/>
+      <w:bookmarkStart w:id="22" w:name="_Toc9076"/>
       <w:r>
         <w:rPr>
           <w:rFonts w:hint="default"/>
@@ -5608,7 +5608,7 @@
           <w:rFonts w:hint="default"/>
         </w:rPr>
       </w:pPr>
-      <w:bookmarkStart w:id="23" w:name="_Toc7627"/>
+      <w:bookmarkStart w:id="23" w:name="_Toc15875"/>
       <w:r>
         <w:rPr>
           <w:rFonts w:hint="default"/>
@@ -5653,7 +5653,7 @@
           <w:rFonts w:hint="default"/>
         </w:rPr>
       </w:pPr>
-      <w:bookmarkStart w:id="24" w:name="_Toc6683"/>
+      <w:bookmarkStart w:id="24" w:name="_Toc17446"/>
       <w:r>
         <w:rPr>
           <w:rFonts w:hint="default"/>
@@ -5686,7 +5686,7 @@
           <w:lang w:val="en-US" w:eastAsia="zh-CN"/>
         </w:rPr>
       </w:pPr>
-      <w:bookmarkStart w:id="25" w:name="_Toc2029"/>
+      <w:bookmarkStart w:id="25" w:name="_Toc14716"/>
       <w:r>
         <w:rPr>
           <w:rFonts w:hint="default"/>
@@ -5779,7 +5779,7 @@
           <w:lang w:val="en-US" w:eastAsia="zh-CN"/>
         </w:rPr>
       </w:pPr>
-      <w:bookmarkStart w:id="26" w:name="_Toc31138"/>
+      <w:bookmarkStart w:id="26" w:name="_Toc26286"/>
       <w:r>
         <w:rPr>
           <w:rFonts w:hint="eastAsia"/>
@@ -6098,7 +6098,7 @@
           <w:lang w:val="en-US" w:eastAsia="zh-CN"/>
         </w:rPr>
       </w:pPr>
-      <w:bookmarkStart w:id="27" w:name="_Toc2230"/>
+      <w:bookmarkStart w:id="27" w:name="_Toc2599"/>
       <w:r>
         <w:rPr>
           <w:rFonts w:hint="default"/>
@@ -6147,7 +6147,7 @@
           <w:lang w:val="en-US" w:eastAsia="zh-CN"/>
         </w:rPr>
       </w:pPr>
-      <w:bookmarkStart w:id="28" w:name="_Toc11730"/>
+      <w:bookmarkStart w:id="28" w:name="_Toc26233"/>
       <w:r>
         <w:rPr>
           <w:rFonts w:hint="default"/>
